--- a/AdCraft.docx
+++ b/AdCraft.docx
@@ -937,14 +937,16 @@
         <w:rPr>
           <w:b/>
           <w:bCs/>
-          <w:sz w:val="28"/>
-          <w:szCs w:val="32"/>
-        </w:rPr>
-      </w:pPr>
-      <w:r>
-        <w:rPr>
-          <w:b/>
-          <w:bCs/>
+          <w:color w:val="4EA72E" w:themeColor="accent6"/>
+          <w:sz w:val="28"/>
+          <w:szCs w:val="32"/>
+        </w:rPr>
+      </w:pPr>
+      <w:r>
+        <w:rPr>
+          <w:b/>
+          <w:bCs/>
+          <w:color w:val="4EA72E" w:themeColor="accent6"/>
           <w:sz w:val="28"/>
           <w:szCs w:val="32"/>
         </w:rPr>
@@ -8773,6 +8775,7 @@
   <w:style w:type="character" w:default="1" w:styleId="DefaultParagraphFont">
     <w:name w:val="Default Paragraph Font"/>
     <w:uiPriority w:val="1"/>
+    <w:semiHidden/>
     <w:unhideWhenUsed/>
   </w:style>
   <w:style w:type="table" w:default="1" w:styleId="TableNormal">
